--- a/public/downloads/17_Termo_Quitacao_Servicos.docx
+++ b/public/downloads/17_Termo_Quitacao_Servicos.docx
@@ -8,12 +8,12 @@
       </w:pPr>
       <w:r>
         <w:rPr>
-          <w:rFonts w:ascii="Arial" w:hAnsi="Arial"/>
+          <w:rFonts w:ascii="Times New Roman" w:hAnsi="Times New Roman"/>
           <w:b/>
-          <w:color w:val="1A2C4C"/>
+          <w:color w:val="0A192F"/>
           <w:sz w:val="26"/>
         </w:rPr>
-        <w:t>TERMO DE ENCERRAMENTO E QUITAÇÃO PLENA DE SERVIÇOS</w:t>
+        <w:t>TERMO DE ENCERRAMENTO DE PROJETO, ACEITE DE ENTREGÁVEIS E QUITAÇÃO PLENA DE SERVIÇOS</w:t>
       </w:r>
     </w:p>
     <w:p>
@@ -22,12 +22,12 @@
       </w:pPr>
       <w:r>
         <w:rPr>
-          <w:rFonts w:ascii="Arial" w:hAnsi="Arial"/>
+          <w:rFonts w:ascii="Times New Roman" w:hAnsi="Times New Roman"/>
           <w:i/>
-          <w:color w:val="787878"/>
-          <w:sz w:val="19"/>
+          <w:color w:val="5A5A5A"/>
+          <w:sz w:val="20"/>
         </w:rPr>
-        <w:t>Acervo de Segurança Jurídica • Módulo 2: Negócios e Serviços • Banca Andrade &amp; Florio</w:t>
+        <w:t>Instrumento de Eficácia Liberatória Geral e Definitiva</w:t>
       </w:r>
     </w:p>
     <w:p/>
@@ -45,7 +45,7 @@
         <w:tc>
           <w:tcPr>
             <w:tcW w:type="dxa" w:w="9360"/>
-            <w:shd w:fill="F4F5F7"/>
+            <w:shd w:fill="F8F9FA"/>
           </w:tcPr>
           <w:p>
             <w:pPr>
@@ -56,10 +56,12 @@
               <w:rPr>
                 <w:rFonts w:ascii="Arial" w:hAnsi="Arial"/>
                 <w:b/>
-                <w:color w:val="B48214"/>
-                <w:sz w:val="19"/>
+                <w:color w:val="8C640F"/>
+                <w:sz w:val="18"/>
               </w:rPr>
-              <w:t>💡 NOTA TÉCNICA DO ADVOGADO: Documento assinado no fim de um projeto confirmando que tudo foi entregue satisfatoriamente e nenhum valor a mais é devido.</w:t>
+              <w:t>ORIENTAÇÃO TÉCNICA E SEGURANÇA JURÍDICA (ANDRADE &amp; FLORIO):</w:t>
+              <w:br/>
+              <w:t>O termo de quitação formal assinado pelo cliente ao final de um serviço técnico ou de desenvolvimento extingue pretensões futuras de indenização, cancelamento de pagamento ou devolução de valores.</w:t>
             </w:r>
           </w:p>
         </w:tc>
@@ -68,100 +70,121 @@
     <w:p/>
     <w:p>
       <w:pPr>
-        <w:pStyle w:val="Heading2"/>
+        <w:spacing w:line="300" w:lineRule="auto" w:after="240"/>
+        <w:jc w:val="both"/>
       </w:pPr>
       <w:r>
-        <w:t>QUALIFICAÇÃO DAS PARTES</w:t>
-      </w:r>
-    </w:p>
-    <w:p>
-      <w:r>
-        <w:t>CONTRATANTE E CONTRATADA declaram extinção contratual.</w:t>
+        <w:rPr>
+          <w:rFonts w:ascii="Times New Roman" w:hAnsi="Times New Roman"/>
+          <w:color w:val="1E1E1E"/>
+          <w:sz w:val="22"/>
+        </w:rPr>
+        <w:t>Pelo presente Termo de Encerramento e Quitação, o CONTRATANTE [NOME/EMPRESA], CNPJ/CPF [NÚMERO], declara perante a CONTRATADA [NOME/EMPRESA], CNPJ/CPF [NÚMERO], em relação aos serviços contratados em [DATA]:</w:t>
       </w:r>
     </w:p>
     <w:p>
       <w:pPr>
-        <w:spacing w:before="200" w:after="40"/>
+        <w:spacing w:before="240" w:after="60"/>
       </w:pPr>
       <w:r>
         <w:rPr>
-          <w:rFonts w:ascii="Arial" w:hAnsi="Arial"/>
+          <w:rFonts w:ascii="Times New Roman" w:hAnsi="Times New Roman"/>
           <w:b/>
-          <w:color w:val="1A2C4C"/>
+          <w:color w:val="0A192F"/>
           <w:sz w:val="22"/>
         </w:rPr>
-        <w:t>CLÁUSULA PRIMEIRA – DA ENTREGA SATISFATÓRIA</w:t>
+        <w:t>1. DO RECEBIMENTO E APROVAÇÃO TÉCNICA</w:t>
       </w:r>
     </w:p>
     <w:p>
       <w:pPr>
-        <w:spacing w:before="0" w:after="120" w:line="276" w:lineRule="auto"/>
+        <w:spacing w:before="0" w:after="160" w:line="300" w:lineRule="auto"/>
+        <w:jc w:val="both"/>
       </w:pPr>
       <w:r>
         <w:rPr>
-          <w:rFonts w:ascii="Arial" w:hAnsi="Arial"/>
-          <w:color w:val="282828"/>
-          <w:sz w:val="20"/>
+          <w:rFonts w:ascii="Times New Roman" w:hAnsi="Times New Roman"/>
+          <w:color w:val="1E1E1E"/>
+          <w:sz w:val="21"/>
         </w:rPr>
-        <w:t>O Contratante declara ter recebido todos os entregáveis em perfeito estado técnico.</w:t>
+        <w:t>1.1. O CONTRATANTE declara haver recebido, auditado e aprovado integralmente todos os entregáveis, softwares, relatórios ou serviços contratados, conferindo o seu aceite formal e definitivo sem qualquer ressalva de qualidade.</w:t>
       </w:r>
     </w:p>
     <w:p>
       <w:pPr>
-        <w:spacing w:before="200" w:after="40"/>
+        <w:spacing w:before="240" w:after="60"/>
       </w:pPr>
       <w:r>
         <w:rPr>
-          <w:rFonts w:ascii="Arial" w:hAnsi="Arial"/>
+          <w:rFonts w:ascii="Times New Roman" w:hAnsi="Times New Roman"/>
           <w:b/>
-          <w:color w:val="1A2C4C"/>
+          <w:color w:val="0A192F"/>
           <w:sz w:val="22"/>
         </w:rPr>
-        <w:t>CLÁUSULA SEGUNDA – DA QUITAÇÃO PLENA</w:t>
+        <w:t>2. DA QUITAÇÃO PLENA E IRREVOGÁVEL</w:t>
       </w:r>
     </w:p>
     <w:p>
       <w:pPr>
-        <w:spacing w:before="0" w:after="120" w:line="276" w:lineRule="auto"/>
+        <w:spacing w:before="0" w:after="160" w:line="300" w:lineRule="auto"/>
+        <w:jc w:val="both"/>
       </w:pPr>
       <w:r>
         <w:rPr>
-          <w:rFonts w:ascii="Arial" w:hAnsi="Arial"/>
-          <w:color w:val="282828"/>
-          <w:sz w:val="20"/>
+          <w:rFonts w:ascii="Times New Roman" w:hAnsi="Times New Roman"/>
+          <w:color w:val="1E1E1E"/>
+          <w:sz w:val="21"/>
         </w:rPr>
-        <w:t>A Contratada declara recebidos todos os pagamentos acordados, conferindo plena e irrevogável quitação.</w:t>
+        <w:t>2.1. As partes declaram que todos os valores ajustados foram integralmente liquidados, conferindo-se mútua, rasa, plena, geral e irrevogável quitação para nada mais reclamar a que título for, em juízo ou fora dele.</w:t>
       </w:r>
     </w:p>
     <w:p>
+      <w:pPr>
+        <w:spacing w:before="360" w:after="480"/>
+      </w:pPr>
       <w:r>
+        <w:rPr>
+          <w:rFonts w:ascii="Times New Roman" w:hAnsi="Times New Roman"/>
+          <w:sz w:val="21"/>
+        </w:rPr>
+        <w:t>E, por estarem assim justas, acordadas e contratadas, as partes firmam o presente instrumento em 02 (duas) vias de igual teor e forma, na presença das 02 (duas) testemunhas instrumentárias abaixo qualificadas, que a tudo assistiram e dão fé.</w:t>
+        <w:br/>
         <w:br/>
         <w:t>[CIDADE/UF], [DIA] de [MÊS] de 202[X].</w:t>
         <w:br/>
         <w:br/>
-      </w:r>
-    </w:p>
-    <w:p>
-      <w:r>
-        <w:t>_________________________________________</w:t>
         <w:br/>
-        <w:t>PRIMEIRA PARTE / CONTRATANTE</w:t>
+        <w:t>___________________________________________________________</w:t>
+        <w:br/>
+        <w:t>PRIMEIRA PARTE</w:t>
+        <w:br/>
+        <w:t>CPF/CNPJ nº [NÚMERO]</w:t>
         <w:br/>
         <w:br/>
-        <w:t>_________________________________________</w:t>
         <w:br/>
-        <w:t>SEGUNDA PARTE / CONTRATADA</w:t>
+        <w:t>___________________________________________________________</w:t>
+        <w:br/>
+        <w:t>SEGUNDA PARTE</w:t>
+        <w:br/>
+        <w:t>CPF/CNPJ nº [NÚMERO]</w:t>
         <w:br/>
         <w:br/>
-      </w:r>
-    </w:p>
-    <w:p>
-      <w:r>
-        <w:t>TESTEMUNHAS:</w:t>
         <w:br/>
-        <w:t>1. Nome: ____________________ CPF: ______________</w:t>
+        <w:t>TESTEMUNHAS INSTRUMENTÁRIAS:</w:t>
         <w:br/>
-        <w:t>2. Nome: ____________________ CPF: ______________</w:t>
+        <w:br/>
+        <w:t>1. ______________________________________</w:t>
+        <w:br/>
+        <w:t>Nome: [NOME COMPLETO DA TESTEMUNHA 1]</w:t>
+        <w:br/>
+        <w:t>RG nº [NÚMERO] | CPF nº [NÚMERO]</w:t>
+        <w:br/>
+        <w:br/>
+        <w:t>2. ______________________________________</w:t>
+        <w:br/>
+        <w:t>Nome: [NOME COMPLETO DA TESTEMUNHA 2]</w:t>
+        <w:br/>
+        <w:t>RG nº [NÚMERO] | CPF nº [NÚMERO]</w:t>
       </w:r>
     </w:p>
     <w:sectPr>
